--- a/zht/docx/017.content.docx
+++ b/zht/docx/017.content.docx
@@ -211,54 +211,38 @@
         </w:rPr>
         <w:t>基督徒是指這樣的人，他們信耶穌是</w:t>
       </w:r>
-      <w:hyperlink r:id="rId13">
-        <w:r>
-          <w:rPr>
-            <w:lang w:val="zh_TW" w:bidi="zh_TW"/>
-          </w:rPr>
-          <w:rPr>
-            <w:color w:val="0000EE"/>
-            <w:u w:val="single"/>
-          </w:rPr>
-          <w:t>神的兒子</w:t>
-        </w:r>
-      </w:hyperlink>
+      <w:r>
+        <w:rPr>
+          <w:b/>
+          <w:lang w:val="zh_TW" w:bidi="zh_TW"/>
+        </w:rPr>
+        <w:t>神的兒子</w:t>
+      </w:r>
       <w:r>
         <w:rPr>
           <w:lang w:val="zh_TW" w:bidi="zh_TW"/>
         </w:rPr>
         <w:t>，是</w:t>
       </w:r>
-      <w:hyperlink r:id="rId14">
-        <w:r>
-          <w:rPr>
-            <w:lang w:val="zh_TW" w:bidi="zh_TW"/>
-          </w:rPr>
-          <w:rPr>
-            <w:color w:val="0000EE"/>
-            <w:u w:val="single"/>
-          </w:rPr>
-          <w:t>救主</w:t>
-        </w:r>
-      </w:hyperlink>
+      <w:r>
+        <w:rPr>
+          <w:lang w:val="zh_TW" w:bidi="zh_TW"/>
+        </w:rPr>
+        <w:t>救主</w:t>
+      </w:r>
       <w:r>
         <w:rPr>
           <w:lang w:val="zh_TW" w:bidi="zh_TW"/>
         </w:rPr>
         <w:t>，也就是</w:t>
       </w:r>
-      <w:hyperlink r:id="rId15">
-        <w:r>
-          <w:rPr>
-            <w:lang w:val="zh_TW" w:bidi="zh_TW"/>
-          </w:rPr>
-          <w:rPr>
-            <w:color w:val="0000EE"/>
-            <w:u w:val="single"/>
-          </w:rPr>
-          <w:t>基督</w:t>
-        </w:r>
-      </w:hyperlink>
+      <w:r>
+        <w:rPr>
+          <w:b/>
+          <w:lang w:val="zh_TW" w:bidi="zh_TW"/>
+        </w:rPr>
+        <w:t>基督</w:t>
+      </w:r>
       <w:r>
         <w:rPr>
           <w:lang w:val="zh_TW" w:bidi="zh_TW"/>
@@ -278,18 +262,13 @@
         </w:rPr>
         <w:t>中拯救出來，使人們有可能與</w:t>
       </w:r>
-      <w:hyperlink r:id="rId16">
-        <w:r>
-          <w:rPr>
-            <w:lang w:val="zh_TW" w:bidi="zh_TW"/>
-          </w:rPr>
-          <w:rPr>
-            <w:color w:val="0000EE"/>
-            <w:u w:val="single"/>
-          </w:rPr>
-          <w:t>神</w:t>
-        </w:r>
-      </w:hyperlink>
+      <w:r>
+        <w:rPr>
+          <w:b/>
+          <w:lang w:val="zh_TW" w:bidi="zh_TW"/>
+        </w:rPr>
+        <w:t>神</w:t>
+      </w:r>
       <w:r>
         <w:rPr>
           <w:lang w:val="zh_TW" w:bidi="zh_TW"/>
@@ -391,72 +370,51 @@
         </w:rPr>
         <w:t>，是一種類型的</w:t>
       </w:r>
-      <w:hyperlink r:id="rId17">
-        <w:r>
-          <w:rPr>
-            <w:lang w:val="zh_TW" w:bidi="zh_TW"/>
-          </w:rPr>
-          <w:rPr>
-            <w:color w:val="0000EE"/>
-            <w:u w:val="single"/>
-          </w:rPr>
-          <w:t>天使</w:t>
-        </w:r>
-      </w:hyperlink>
+      <w:r>
+        <w:rPr>
+          <w:b/>
+          <w:lang w:val="zh_TW" w:bidi="zh_TW"/>
+        </w:rPr>
+        <w:t>天使</w:t>
+      </w:r>
       <w:r>
         <w:rPr>
           <w:lang w:val="zh_TW" w:bidi="zh_TW"/>
         </w:rPr>
         <w:t>。 基路伯似乎是專門看守</w:t>
       </w:r>
-      <w:hyperlink r:id="rId18">
-        <w:r>
-          <w:rPr>
-            <w:lang w:val="zh_TW" w:bidi="zh_TW"/>
-          </w:rPr>
-          <w:rPr>
-            <w:color w:val="0000EE"/>
-            <w:u w:val="single"/>
-          </w:rPr>
-          <w:t>聖潔</w:t>
-        </w:r>
-      </w:hyperlink>
+      <w:r>
+        <w:rPr>
+          <w:b/>
+          <w:lang w:val="zh_TW" w:bidi="zh_TW"/>
+        </w:rPr>
+        <w:t>聖潔</w:t>
+      </w:r>
       <w:r>
         <w:rPr>
           <w:lang w:val="zh_TW" w:bidi="zh_TW"/>
         </w:rPr>
         <w:t>之地的。 因此，在</w:t>
       </w:r>
-      <w:hyperlink r:id="rId19">
-        <w:r>
-          <w:rPr>
-            <w:lang w:val="zh_TW" w:bidi="zh_TW"/>
-          </w:rPr>
-          <w:rPr>
-            <w:color w:val="0000EE"/>
-            <w:u w:val="single"/>
-          </w:rPr>
-          <w:t>聖殿</w:t>
-        </w:r>
-      </w:hyperlink>
+      <w:r>
+        <w:rPr>
+          <w:b/>
+          <w:lang w:val="zh_TW" w:bidi="zh_TW"/>
+        </w:rPr>
+        <w:t>聖殿</w:t>
+      </w:r>
       <w:r>
         <w:rPr>
           <w:lang w:val="zh_TW" w:bidi="zh_TW"/>
         </w:rPr>
         <w:t>和會幕中，有基路伯的圖片和形象。 在這些圖片中，基路伯有獅子的身體，鳥的翅膀，以及人的臉。 基路伯是對人們的一個警告，那就是神在這裏。 事實上，在約櫃的頂部有金色的基路伯，他們展開翅膀，保護寶座，在那裏，神從約櫃的頂部與祂的百姓相遇。 在以西結書中，以西結看到一個</w:t>
       </w:r>
-      <w:hyperlink r:id="rId20">
-        <w:r>
-          <w:rPr>
-            <w:lang w:val="zh_TW" w:bidi="zh_TW"/>
-          </w:rPr>
-          <w:rPr>
-            <w:color w:val="0000EE"/>
-            <w:u w:val="single"/>
-          </w:rPr>
-          <w:t>異象</w:t>
-        </w:r>
-      </w:hyperlink>
+      <w:r>
+        <w:rPr>
+          <w:lang w:val="zh_TW" w:bidi="zh_TW"/>
+        </w:rPr>
+        <w:t>異象</w:t>
+      </w:r>
       <w:r>
         <w:rPr>
           <w:lang w:val="zh_TW" w:bidi="zh_TW"/>
@@ -511,18 +469,13 @@
         </w:rPr>
         <w:t>當一個人身處的國家並非其出生地時，他就是該國的</w:t>
       </w:r>
-      <w:hyperlink r:id="rId21">
-        <w:r>
-          <w:rPr>
-            <w:lang w:val="zh_TW" w:bidi="zh_TW"/>
-          </w:rPr>
-          <w:rPr>
-            <w:color w:val="0000EE"/>
-            <w:u w:val="single"/>
-          </w:rPr>
-          <w:t>外國人</w:t>
-        </w:r>
-      </w:hyperlink>
+      <w:r>
+        <w:rPr>
+          <w:b/>
+          <w:lang w:val="zh_TW" w:bidi="zh_TW"/>
+        </w:rPr>
+        <w:t>外國人</w:t>
+      </w:r>
       <w:r>
         <w:rPr>
           <w:lang w:val="zh_TW" w:bidi="zh_TW"/>
@@ -542,18 +495,13 @@
         </w:rPr>
         <w:t>，是一個國家中的外國人，他們暫時住在那裏，他們並不是在那個地方出生的。 在迦南地，</w:t>
       </w:r>
-      <w:hyperlink r:id="rId22">
-        <w:r>
-          <w:rPr>
-            <w:lang w:val="zh_TW" w:bidi="zh_TW"/>
-          </w:rPr>
-          <w:rPr>
-            <w:color w:val="0000EE"/>
-            <w:u w:val="single"/>
-          </w:rPr>
-          <w:t>亞伯拉罕</w:t>
-        </w:r>
-      </w:hyperlink>
+      <w:r>
+        <w:rPr>
+          <w:b/>
+          <w:lang w:val="zh_TW" w:bidi="zh_TW"/>
+        </w:rPr>
+        <w:t>亞伯拉罕</w:t>
+      </w:r>
       <w:r>
         <w:rPr>
           <w:lang w:val="zh_TW" w:bidi="zh_TW"/>
